--- a/workDIR/01_templates/template Price-book Hytera Fast Deployment.docx
+++ b/workDIR/01_templates/template Price-book Hytera Fast Deployment.docx
@@ -839,6 +839,8 @@
               <w:tab w:val="right" w:leader="dot" w:pos="10776"/>
             </w:tabs>
           </w:pPr>
+          <w:bookmarkStart w:id="40" w:name="_GoBack"/>
+          <w:bookmarkEnd w:id="40"/>
           <w:bookmarkStart w:id="1" w:name="Digital_Migration_Radio_PD505"/>
           <w:bookmarkEnd w:id="1"/>
           <w:bookmarkStart w:id="2" w:name="_Toc9363"/>
@@ -870,7 +872,7 @@
             <w:fldChar w:fldCharType="begin"/>
           </w:r>
           <w:r>
-            <w:instrText xml:space="preserve"> HYPERLINK \l _Toc13406 </w:instrText>
+            <w:instrText xml:space="preserve"> HYPERLINK \l _Toc26607 </w:instrText>
           </w:r>
           <w:r>
             <w:fldChar w:fldCharType="separate"/>
@@ -888,7 +890,7 @@
             <w:fldChar w:fldCharType="begin"/>
           </w:r>
           <w:r>
-            <w:instrText xml:space="preserve"> PAGEREF _Toc13406 \h </w:instrText>
+            <w:instrText xml:space="preserve"> PAGEREF _Toc26607 \h </w:instrText>
           </w:r>
           <w:r>
             <w:fldChar w:fldCharType="separate"/>
@@ -924,7 +926,7 @@
               <w:szCs w:val="24"/>
               <w:lang w:eastAsia="zh-CN"/>
             </w:rPr>
-            <w:instrText xml:space="preserve"> HYPERLINK \l _Toc12469 </w:instrText>
+            <w:instrText xml:space="preserve"> HYPERLINK \l _Toc25883 </w:instrText>
           </w:r>
           <w:r>
             <w:rPr>
@@ -947,7 +949,7 @@
             <w:fldChar w:fldCharType="begin"/>
           </w:r>
           <w:r>
-            <w:instrText xml:space="preserve"> PAGEREF _Toc12469 \h </w:instrText>
+            <w:instrText xml:space="preserve"> PAGEREF _Toc25883 \h </w:instrText>
           </w:r>
           <w:r>
             <w:fldChar w:fldCharType="separate"/>
@@ -988,7 +990,7 @@
               <w:szCs w:val="24"/>
               <w:lang w:eastAsia="zh-CN"/>
             </w:rPr>
-            <w:instrText xml:space="preserve"> HYPERLINK \l _Toc3303 </w:instrText>
+            <w:instrText xml:space="preserve"> HYPERLINK \l _Toc18525 </w:instrText>
           </w:r>
           <w:r>
             <w:rPr>
@@ -1011,7 +1013,7 @@
             <w:fldChar w:fldCharType="begin"/>
           </w:r>
           <w:r>
-            <w:instrText xml:space="preserve"> PAGEREF _Toc3303 \h </w:instrText>
+            <w:instrText xml:space="preserve"> PAGEREF _Toc18525 \h </w:instrText>
           </w:r>
           <w:r>
             <w:fldChar w:fldCharType="separate"/>
@@ -1052,7 +1054,7 @@
               <w:szCs w:val="24"/>
               <w:lang w:eastAsia="zh-CN"/>
             </w:rPr>
-            <w:instrText xml:space="preserve"> HYPERLINK \l _Toc2334 </w:instrText>
+            <w:instrText xml:space="preserve"> HYPERLINK \l _Toc15100 </w:instrText>
           </w:r>
           <w:r>
             <w:rPr>
@@ -1132,7 +1134,7 @@
             <w:fldChar w:fldCharType="begin"/>
           </w:r>
           <w:r>
-            <w:instrText xml:space="preserve"> PAGEREF _Toc2334 \h </w:instrText>
+            <w:instrText xml:space="preserve"> PAGEREF _Toc15100 \h </w:instrText>
           </w:r>
           <w:r>
             <w:fldChar w:fldCharType="separate"/>
@@ -1173,7 +1175,7 @@
               <w:szCs w:val="24"/>
               <w:lang w:eastAsia="zh-CN"/>
             </w:rPr>
-            <w:instrText xml:space="preserve"> HYPERLINK \l _Toc5315 </w:instrText>
+            <w:instrText xml:space="preserve"> HYPERLINK \l _Toc18396 </w:instrText>
           </w:r>
           <w:r>
             <w:rPr>
@@ -1199,7 +1201,7 @@
             <w:fldChar w:fldCharType="begin"/>
           </w:r>
           <w:r>
-            <w:instrText xml:space="preserve"> PAGEREF _Toc5315 \h </w:instrText>
+            <w:instrText xml:space="preserve"> PAGEREF _Toc18396 \h </w:instrText>
           </w:r>
           <w:r>
             <w:fldChar w:fldCharType="separate"/>
@@ -1240,7 +1242,7 @@
               <w:szCs w:val="24"/>
               <w:lang w:eastAsia="zh-CN"/>
             </w:rPr>
-            <w:instrText xml:space="preserve"> HYPERLINK \l _Toc6376 </w:instrText>
+            <w:instrText xml:space="preserve"> HYPERLINK \l _Toc1328 </w:instrText>
           </w:r>
           <w:r>
             <w:rPr>
@@ -1266,7 +1268,7 @@
             <w:fldChar w:fldCharType="begin"/>
           </w:r>
           <w:r>
-            <w:instrText xml:space="preserve"> PAGEREF _Toc6376 \h </w:instrText>
+            <w:instrText xml:space="preserve"> PAGEREF _Toc1328 \h </w:instrText>
           </w:r>
           <w:r>
             <w:fldChar w:fldCharType="separate"/>
@@ -1307,7 +1309,7 @@
               <w:szCs w:val="24"/>
               <w:lang w:eastAsia="zh-CN"/>
             </w:rPr>
-            <w:instrText xml:space="preserve"> HYPERLINK \l _Toc24429 </w:instrText>
+            <w:instrText xml:space="preserve"> HYPERLINK \l _Toc10953 </w:instrText>
           </w:r>
           <w:r>
             <w:rPr>
@@ -1333,7 +1335,7 @@
             <w:fldChar w:fldCharType="begin"/>
           </w:r>
           <w:r>
-            <w:instrText xml:space="preserve"> PAGEREF _Toc24429 \h </w:instrText>
+            <w:instrText xml:space="preserve"> PAGEREF _Toc10953 \h </w:instrText>
           </w:r>
           <w:r>
             <w:fldChar w:fldCharType="separate"/>
@@ -1374,7 +1376,7 @@
               <w:szCs w:val="24"/>
               <w:lang w:eastAsia="zh-CN"/>
             </w:rPr>
-            <w:instrText xml:space="preserve"> HYPERLINK \l _Toc31347 </w:instrText>
+            <w:instrText xml:space="preserve"> HYPERLINK \l _Toc17647 </w:instrText>
           </w:r>
           <w:r>
             <w:rPr>
@@ -1454,7 +1456,7 @@
             <w:fldChar w:fldCharType="begin"/>
           </w:r>
           <w:r>
-            <w:instrText xml:space="preserve"> PAGEREF _Toc31347 \h </w:instrText>
+            <w:instrText xml:space="preserve"> PAGEREF _Toc17647 \h </w:instrText>
           </w:r>
           <w:r>
             <w:fldChar w:fldCharType="separate"/>
@@ -1495,7 +1497,7 @@
               <w:szCs w:val="24"/>
               <w:lang w:eastAsia="zh-CN"/>
             </w:rPr>
-            <w:instrText xml:space="preserve"> HYPERLINK \l _Toc26445 </w:instrText>
+            <w:instrText xml:space="preserve"> HYPERLINK \l _Toc10906 </w:instrText>
           </w:r>
           <w:r>
             <w:rPr>
@@ -1521,7 +1523,7 @@
             <w:fldChar w:fldCharType="begin"/>
           </w:r>
           <w:r>
-            <w:instrText xml:space="preserve"> PAGEREF _Toc26445 \h </w:instrText>
+            <w:instrText xml:space="preserve"> PAGEREF _Toc10906 \h </w:instrText>
           </w:r>
           <w:r>
             <w:fldChar w:fldCharType="separate"/>
@@ -1562,7 +1564,7 @@
               <w:szCs w:val="24"/>
               <w:lang w:eastAsia="zh-CN"/>
             </w:rPr>
-            <w:instrText xml:space="preserve"> HYPERLINK \l _Toc2541 </w:instrText>
+            <w:instrText xml:space="preserve"> HYPERLINK \l _Toc7790 </w:instrText>
           </w:r>
           <w:r>
             <w:rPr>
@@ -1588,7 +1590,7 @@
             <w:fldChar w:fldCharType="begin"/>
           </w:r>
           <w:r>
-            <w:instrText xml:space="preserve"> PAGEREF _Toc2541 \h </w:instrText>
+            <w:instrText xml:space="preserve"> PAGEREF _Toc7790 \h </w:instrText>
           </w:r>
           <w:r>
             <w:fldChar w:fldCharType="separate"/>
@@ -1629,7 +1631,7 @@
               <w:szCs w:val="24"/>
               <w:lang w:eastAsia="zh-CN"/>
             </w:rPr>
-            <w:instrText xml:space="preserve"> HYPERLINK \l _Toc15801 </w:instrText>
+            <w:instrText xml:space="preserve"> HYPERLINK \l _Toc20711 </w:instrText>
           </w:r>
           <w:r>
             <w:rPr>
@@ -1655,7 +1657,7 @@
             <w:fldChar w:fldCharType="begin"/>
           </w:r>
           <w:r>
-            <w:instrText xml:space="preserve"> PAGEREF _Toc15801 \h </w:instrText>
+            <w:instrText xml:space="preserve"> PAGEREF _Toc20711 \h </w:instrText>
           </w:r>
           <w:r>
             <w:fldChar w:fldCharType="separate"/>
@@ -1696,7 +1698,7 @@
               <w:szCs w:val="24"/>
               <w:lang w:eastAsia="zh-CN"/>
             </w:rPr>
-            <w:instrText xml:space="preserve"> HYPERLINK \l _Toc2497 </w:instrText>
+            <w:instrText xml:space="preserve"> HYPERLINK \l _Toc23122 </w:instrText>
           </w:r>
           <w:r>
             <w:rPr>
@@ -1711,7 +1713,28 @@
               <w:rFonts w:eastAsia="SimSun"/>
               <w:lang w:eastAsia="zh-CN"/>
             </w:rPr>
-            <w:t>E-center Pro</w:t>
+            <w:t xml:space="preserve">E-center </w:t>
+          </w:r>
+          <w:r>
+            <w:rPr>
+              <w:rFonts w:hint="default" w:eastAsia="SimSun"/>
+              <w:lang w:val="en-US" w:eastAsia="zh-CN"/>
+            </w:rPr>
+            <w:t>p</w:t>
+          </w:r>
+          <w:r>
+            <w:rPr>
+              <w:rFonts w:eastAsia="SimSun"/>
+              <w:lang w:eastAsia="zh-CN"/>
+            </w:rPr>
+            <w:t xml:space="preserve">ro </w:t>
+          </w:r>
+          <w:r>
+            <w:rPr>
+              <w:rFonts w:hint="default" w:eastAsia="SimSun"/>
+              <w:lang w:val="ru-RU" w:eastAsia="zh-CN"/>
+            </w:rPr>
+            <w:t>Мобильный центр диспетчеризации</w:t>
           </w:r>
           <w:r>
             <w:tab/>
@@ -1720,7 +1743,7 @@
             <w:fldChar w:fldCharType="begin"/>
           </w:r>
           <w:r>
-            <w:instrText xml:space="preserve"> PAGEREF _Toc2497 \h </w:instrText>
+            <w:instrText xml:space="preserve"> PAGEREF _Toc23122 \h </w:instrText>
           </w:r>
           <w:r>
             <w:fldChar w:fldCharType="separate"/>
@@ -1761,7 +1784,7 @@
               <w:szCs w:val="24"/>
               <w:lang w:eastAsia="zh-CN"/>
             </w:rPr>
-            <w:instrText xml:space="preserve"> HYPERLINK \l _Toc20 </w:instrText>
+            <w:instrText xml:space="preserve"> HYPERLINK \l _Toc15228 </w:instrText>
           </w:r>
           <w:r>
             <w:rPr>
@@ -1787,7 +1810,7 @@
             <w:fldChar w:fldCharType="begin"/>
           </w:r>
           <w:r>
-            <w:instrText xml:space="preserve"> PAGEREF _Toc20 \h </w:instrText>
+            <w:instrText xml:space="preserve"> PAGEREF _Toc15228 \h </w:instrText>
           </w:r>
           <w:r>
             <w:fldChar w:fldCharType="separate"/>
@@ -1828,7 +1851,7 @@
               <w:szCs w:val="24"/>
               <w:lang w:eastAsia="zh-CN"/>
             </w:rPr>
-            <w:instrText xml:space="preserve"> HYPERLINK \l _Toc7114 </w:instrText>
+            <w:instrText xml:space="preserve"> HYPERLINK \l _Toc16368 </w:instrText>
           </w:r>
           <w:r>
             <w:rPr>
@@ -1854,7 +1877,7 @@
             <w:fldChar w:fldCharType="begin"/>
           </w:r>
           <w:r>
-            <w:instrText xml:space="preserve"> PAGEREF _Toc7114 \h </w:instrText>
+            <w:instrText xml:space="preserve"> PAGEREF _Toc16368 \h </w:instrText>
           </w:r>
           <w:r>
             <w:fldChar w:fldCharType="separate"/>
@@ -1895,7 +1918,7 @@
               <w:szCs w:val="24"/>
               <w:lang w:eastAsia="zh-CN"/>
             </w:rPr>
-            <w:instrText xml:space="preserve"> HYPERLINK \l _Toc25290 </w:instrText>
+            <w:instrText xml:space="preserve"> HYPERLINK \l _Toc6704 </w:instrText>
           </w:r>
           <w:r>
             <w:rPr>
@@ -1921,7 +1944,7 @@
             <w:fldChar w:fldCharType="begin"/>
           </w:r>
           <w:r>
-            <w:instrText xml:space="preserve"> PAGEREF _Toc25290 \h </w:instrText>
+            <w:instrText xml:space="preserve"> PAGEREF _Toc6704 \h </w:instrText>
           </w:r>
           <w:r>
             <w:fldChar w:fldCharType="separate"/>
@@ -1962,7 +1985,7 @@
               <w:szCs w:val="24"/>
               <w:lang w:eastAsia="zh-CN"/>
             </w:rPr>
-            <w:instrText xml:space="preserve"> HYPERLINK \l _Toc15575 </w:instrText>
+            <w:instrText xml:space="preserve"> HYPERLINK \l _Toc30280 </w:instrText>
           </w:r>
           <w:r>
             <w:rPr>
@@ -2049,7 +2072,7 @@
             <w:fldChar w:fldCharType="begin"/>
           </w:r>
           <w:r>
-            <w:instrText xml:space="preserve"> PAGEREF _Toc15575 \h </w:instrText>
+            <w:instrText xml:space="preserve"> PAGEREF _Toc30280 \h </w:instrText>
           </w:r>
           <w:r>
             <w:fldChar w:fldCharType="separate"/>
@@ -2090,7 +2113,7 @@
               <w:szCs w:val="24"/>
               <w:lang w:eastAsia="zh-CN"/>
             </w:rPr>
-            <w:instrText xml:space="preserve"> HYPERLINK \l _Toc26932 </w:instrText>
+            <w:instrText xml:space="preserve"> HYPERLINK \l _Toc31842 </w:instrText>
           </w:r>
           <w:r>
             <w:rPr>
@@ -2125,7 +2148,7 @@
             <w:fldChar w:fldCharType="begin"/>
           </w:r>
           <w:r>
-            <w:instrText xml:space="preserve"> PAGEREF _Toc26932 \h </w:instrText>
+            <w:instrText xml:space="preserve"> PAGEREF _Toc31842 \h </w:instrText>
           </w:r>
           <w:r>
             <w:fldChar w:fldCharType="separate"/>
@@ -2166,7 +2189,7 @@
               <w:szCs w:val="24"/>
               <w:lang w:eastAsia="zh-CN"/>
             </w:rPr>
-            <w:instrText xml:space="preserve"> HYPERLINK \l _Toc7549 </w:instrText>
+            <w:instrText xml:space="preserve"> HYPERLINK \l _Toc18976 </w:instrText>
           </w:r>
           <w:r>
             <w:rPr>
@@ -2201,7 +2224,7 @@
             <w:fldChar w:fldCharType="begin"/>
           </w:r>
           <w:r>
-            <w:instrText xml:space="preserve"> PAGEREF _Toc7549 \h </w:instrText>
+            <w:instrText xml:space="preserve"> PAGEREF _Toc18976 \h </w:instrText>
           </w:r>
           <w:r>
             <w:fldChar w:fldCharType="separate"/>
@@ -2242,7 +2265,7 @@
               <w:szCs w:val="24"/>
               <w:lang w:eastAsia="zh-CN"/>
             </w:rPr>
-            <w:instrText xml:space="preserve"> HYPERLINK \l _Toc22964 </w:instrText>
+            <w:instrText xml:space="preserve"> HYPERLINK \l _Toc29497 </w:instrText>
           </w:r>
           <w:r>
             <w:rPr>
@@ -2277,7 +2300,7 @@
             <w:fldChar w:fldCharType="begin"/>
           </w:r>
           <w:r>
-            <w:instrText xml:space="preserve"> PAGEREF _Toc22964 \h </w:instrText>
+            <w:instrText xml:space="preserve"> PAGEREF _Toc29497 \h </w:instrText>
           </w:r>
           <w:r>
             <w:fldChar w:fldCharType="separate"/>
@@ -2318,7 +2341,7 @@
               <w:szCs w:val="24"/>
               <w:lang w:eastAsia="zh-CN"/>
             </w:rPr>
-            <w:instrText xml:space="preserve"> HYPERLINK \l _Toc19020 </w:instrText>
+            <w:instrText xml:space="preserve"> HYPERLINK \l _Toc27046 </w:instrText>
           </w:r>
           <w:r>
             <w:rPr>
@@ -2384,7 +2407,7 @@
             <w:fldChar w:fldCharType="begin"/>
           </w:r>
           <w:r>
-            <w:instrText xml:space="preserve"> PAGEREF _Toc19020 \h </w:instrText>
+            <w:instrText xml:space="preserve"> PAGEREF _Toc27046 \h </w:instrText>
           </w:r>
           <w:r>
             <w:fldChar w:fldCharType="separate"/>
@@ -2425,7 +2448,7 @@
               <w:szCs w:val="24"/>
               <w:lang w:eastAsia="zh-CN"/>
             </w:rPr>
-            <w:instrText xml:space="preserve"> HYPERLINK \l _Toc14206 </w:instrText>
+            <w:instrText xml:space="preserve"> HYPERLINK \l _Toc30501 </w:instrText>
           </w:r>
           <w:r>
             <w:rPr>
@@ -2472,7 +2495,7 @@
             <w:fldChar w:fldCharType="begin"/>
           </w:r>
           <w:r>
-            <w:instrText xml:space="preserve"> PAGEREF _Toc14206 \h </w:instrText>
+            <w:instrText xml:space="preserve"> PAGEREF _Toc30501 \h </w:instrText>
           </w:r>
           <w:r>
             <w:fldChar w:fldCharType="separate"/>
@@ -2513,7 +2536,7 @@
               <w:szCs w:val="24"/>
               <w:lang w:eastAsia="zh-CN"/>
             </w:rPr>
-            <w:instrText xml:space="preserve"> HYPERLINK \l _Toc26339 </w:instrText>
+            <w:instrText xml:space="preserve"> HYPERLINK \l _Toc27271 </w:instrText>
           </w:r>
           <w:r>
             <w:rPr>
@@ -2557,7 +2580,7 @@
             <w:fldChar w:fldCharType="begin"/>
           </w:r>
           <w:r>
-            <w:instrText xml:space="preserve"> PAGEREF _Toc26339 \h </w:instrText>
+            <w:instrText xml:space="preserve"> PAGEREF _Toc27271 \h </w:instrText>
           </w:r>
           <w:r>
             <w:fldChar w:fldCharType="separate"/>
@@ -2598,7 +2621,7 @@
               <w:szCs w:val="24"/>
               <w:lang w:eastAsia="zh-CN"/>
             </w:rPr>
-            <w:instrText xml:space="preserve"> HYPERLINK \l _Toc6130 </w:instrText>
+            <w:instrText xml:space="preserve"> HYPERLINK \l _Toc12852 </w:instrText>
           </w:r>
           <w:r>
             <w:rPr>
@@ -2645,7 +2668,7 @@
             <w:fldChar w:fldCharType="begin"/>
           </w:r>
           <w:r>
-            <w:instrText xml:space="preserve"> PAGEREF _Toc6130 \h </w:instrText>
+            <w:instrText xml:space="preserve"> PAGEREF _Toc12852 \h </w:instrText>
           </w:r>
           <w:r>
             <w:fldChar w:fldCharType="separate"/>
@@ -2686,7 +2709,7 @@
               <w:szCs w:val="24"/>
               <w:lang w:eastAsia="zh-CN"/>
             </w:rPr>
-            <w:instrText xml:space="preserve"> HYPERLINK \l _Toc6780 </w:instrText>
+            <w:instrText xml:space="preserve"> HYPERLINK \l _Toc21855 </w:instrText>
           </w:r>
           <w:r>
             <w:rPr>
@@ -2738,7 +2761,7 @@
             <w:fldChar w:fldCharType="begin"/>
           </w:r>
           <w:r>
-            <w:instrText xml:space="preserve"> PAGEREF _Toc6780 \h </w:instrText>
+            <w:instrText xml:space="preserve"> PAGEREF _Toc21855 \h </w:instrText>
           </w:r>
           <w:r>
             <w:fldChar w:fldCharType="separate"/>
@@ -2779,7 +2802,7 @@
               <w:szCs w:val="24"/>
               <w:lang w:eastAsia="zh-CN"/>
             </w:rPr>
-            <w:instrText xml:space="preserve"> HYPERLINK \l _Toc5998 </w:instrText>
+            <w:instrText xml:space="preserve"> HYPERLINK \l _Toc7733 </w:instrText>
           </w:r>
           <w:r>
             <w:rPr>
@@ -2812,7 +2835,7 @@
             <w:fldChar w:fldCharType="begin"/>
           </w:r>
           <w:r>
-            <w:instrText xml:space="preserve"> PAGEREF _Toc5998 \h </w:instrText>
+            <w:instrText xml:space="preserve"> PAGEREF _Toc7733 \h </w:instrText>
           </w:r>
           <w:r>
             <w:fldChar w:fldCharType="separate"/>
@@ -2853,7 +2876,7 @@
               <w:szCs w:val="24"/>
               <w:lang w:eastAsia="zh-CN"/>
             </w:rPr>
-            <w:instrText xml:space="preserve"> HYPERLINK \l _Toc474 </w:instrText>
+            <w:instrText xml:space="preserve"> HYPERLINK \l _Toc2531 </w:instrText>
           </w:r>
           <w:r>
             <w:rPr>
@@ -2883,7 +2906,7 @@
             <w:fldChar w:fldCharType="begin"/>
           </w:r>
           <w:r>
-            <w:instrText xml:space="preserve"> PAGEREF _Toc474 \h </w:instrText>
+            <w:instrText xml:space="preserve"> PAGEREF _Toc2531 \h </w:instrText>
           </w:r>
           <w:r>
             <w:fldChar w:fldCharType="separate"/>
@@ -2924,7 +2947,7 @@
               <w:szCs w:val="24"/>
               <w:lang w:eastAsia="zh-CN"/>
             </w:rPr>
-            <w:instrText xml:space="preserve"> HYPERLINK \l _Toc4606 </w:instrText>
+            <w:instrText xml:space="preserve"> HYPERLINK \l _Toc7354 </w:instrText>
           </w:r>
           <w:r>
             <w:rPr>
@@ -2957,7 +2980,7 @@
             <w:fldChar w:fldCharType="begin"/>
           </w:r>
           <w:r>
-            <w:instrText xml:space="preserve"> PAGEREF _Toc4606 \h </w:instrText>
+            <w:instrText xml:space="preserve"> PAGEREF _Toc7354 \h </w:instrText>
           </w:r>
           <w:r>
             <w:fldChar w:fldCharType="separate"/>
@@ -3005,7 +3028,7 @@
         </w:rPr>
       </w:pPr>
       <w:bookmarkStart w:id="3" w:name="_Toc16191"/>
-      <w:bookmarkStart w:id="4" w:name="_Toc13406"/>
+      <w:bookmarkStart w:id="4" w:name="_Toc26607"/>
       <w:r>
         <w:rPr>
           <w:lang w:val="ru-RU" w:eastAsia="ru-RU"/>
@@ -4262,6 +4285,50 @@
               <w:t>E-pack200</w:t>
             </w:r>
           </w:p>
+          <w:p>
+            <w:pPr>
+              <w:numPr>
+                <w:ilvl w:val="0"/>
+                <w:numId w:val="7"/>
+              </w:numPr>
+              <w:rPr>
+                <w:szCs w:val="20"/>
+                <w:lang w:val="ru-RU" w:eastAsia="zh-CN"/>
+              </w:rPr>
+            </w:pPr>
+            <w:r>
+              <w:rPr>
+                <w:rFonts w:hint="default"/>
+                <w:szCs w:val="20"/>
+                <w:lang w:val="ru-RU" w:eastAsia="zh-CN"/>
+              </w:rPr>
+              <w:t>(</w:t>
+            </w:r>
+            <w:r>
+              <w:rPr>
+                <w:rFonts w:hint="default"/>
+                <w:szCs w:val="20"/>
+                <w:lang w:val="en-US" w:eastAsia="zh-CN"/>
+              </w:rPr>
+              <w:t xml:space="preserve">EOM) </w:t>
+            </w:r>
+            <w:r>
+              <w:rPr>
+                <w:rFonts w:hint="default"/>
+                <w:szCs w:val="20"/>
+                <w:lang w:val="ru-RU" w:eastAsia="zh-CN"/>
+              </w:rPr>
+              <w:t xml:space="preserve">Снятие с продвижения: 5105020061047A, BL3301, </w:t>
+            </w:r>
+            <w:r>
+              <w:rPr>
+                <w:rFonts w:hint="default"/>
+                <w:szCs w:val="20"/>
+                <w:lang w:val="en-US" w:eastAsia="zh-CN"/>
+              </w:rPr>
+              <w:t>E-pack100 TETRA.</w:t>
+            </w:r>
+          </w:p>
         </w:tc>
       </w:tr>
     </w:tbl>
@@ -4279,9 +4346,9 @@
           <w:lang w:val="ru-RU" w:eastAsia="ru-RU"/>
         </w:rPr>
       </w:pPr>
-      <w:bookmarkStart w:id="5" w:name="_Toc12469"/>
+      <w:bookmarkStart w:id="5" w:name="_Toc8628"/>
       <w:bookmarkStart w:id="6" w:name="_Toc29846"/>
-      <w:bookmarkStart w:id="7" w:name="_Toc8628"/>
+      <w:bookmarkStart w:id="7" w:name="_Toc25883"/>
       <w:r>
         <w:rPr>
           <w:lang w:val="ru-RU" w:eastAsia="ru-RU"/>
@@ -4588,6 +4655,14 @@
       </w:tr>
       <w:tr>
         <w:tblPrEx>
+          <w:tblBorders>
+            <w:top w:val="single" w:color="auto" w:sz="4" w:space="0"/>
+            <w:left w:val="single" w:color="auto" w:sz="4" w:space="0"/>
+            <w:bottom w:val="single" w:color="auto" w:sz="4" w:space="0"/>
+            <w:right w:val="single" w:color="auto" w:sz="4" w:space="0"/>
+            <w:insideH w:val="single" w:color="auto" w:sz="4" w:space="0"/>
+            <w:insideV w:val="single" w:color="auto" w:sz="4" w:space="0"/>
+          </w:tblBorders>
           <w:tblCellMar>
             <w:top w:w="0" w:type="dxa"/>
             <w:left w:w="108" w:type="dxa"/>
@@ -5146,6 +5221,14 @@
       </w:tr>
       <w:tr>
         <w:tblPrEx>
+          <w:tblBorders>
+            <w:top w:val="single" w:color="auto" w:sz="4" w:space="0"/>
+            <w:left w:val="single" w:color="auto" w:sz="4" w:space="0"/>
+            <w:bottom w:val="single" w:color="auto" w:sz="4" w:space="0"/>
+            <w:right w:val="single" w:color="auto" w:sz="4" w:space="0"/>
+            <w:insideH w:val="single" w:color="auto" w:sz="4" w:space="0"/>
+            <w:insideV w:val="single" w:color="auto" w:sz="4" w:space="0"/>
+          </w:tblBorders>
           <w:tblCellMar>
             <w:top w:w="0" w:type="dxa"/>
             <w:left w:w="108" w:type="dxa"/>
@@ -5414,6 +5497,14 @@
       </w:tr>
       <w:tr>
         <w:tblPrEx>
+          <w:tblBorders>
+            <w:top w:val="single" w:color="auto" w:sz="4" w:space="0"/>
+            <w:left w:val="single" w:color="auto" w:sz="4" w:space="0"/>
+            <w:bottom w:val="single" w:color="auto" w:sz="4" w:space="0"/>
+            <w:right w:val="single" w:color="auto" w:sz="4" w:space="0"/>
+            <w:insideH w:val="single" w:color="auto" w:sz="4" w:space="0"/>
+            <w:insideV w:val="single" w:color="auto" w:sz="4" w:space="0"/>
+          </w:tblBorders>
           <w:tblCellMar>
             <w:top w:w="0" w:type="dxa"/>
             <w:left w:w="108" w:type="dxa"/>
@@ -6441,7 +6532,7 @@
           <w:lang w:val="ru-RU" w:eastAsia="ru-RU"/>
         </w:rPr>
       </w:pPr>
-      <w:bookmarkStart w:id="8" w:name="_Toc3303"/>
+      <w:bookmarkStart w:id="8" w:name="_Toc18525"/>
       <w:r>
         <w:rPr>
           <w:lang w:val="ru-RU" w:eastAsia="zh-CN"/>
@@ -7102,7 +7193,7 @@
       </w:pPr>
       <w:bookmarkStart w:id="9" w:name="_Toc17819"/>
       <w:bookmarkStart w:id="10" w:name="_Toc17846"/>
-      <w:bookmarkStart w:id="11" w:name="_Toc2334"/>
+      <w:bookmarkStart w:id="11" w:name="_Toc15100"/>
       <w:r>
         <w:rPr>
           <w:rFonts w:eastAsia="SimSun"/>
@@ -9000,7 +9091,7 @@
         <w:pStyle w:val="3"/>
         <w:bidi w:val="0"/>
       </w:pPr>
-      <w:bookmarkStart w:id="12" w:name="_Toc5315"/>
+      <w:bookmarkStart w:id="12" w:name="_Toc18396"/>
       <w:r>
         <w:rPr>
           <w:lang w:val="ru-RU"/>
@@ -9800,7 +9891,7 @@
       </w:pPr>
       <w:bookmarkStart w:id="13" w:name="_Toc26967"/>
       <w:bookmarkStart w:id="14" w:name="_Toc9169"/>
-      <w:bookmarkStart w:id="15" w:name="_Toc6376"/>
+      <w:bookmarkStart w:id="15" w:name="_Toc1328"/>
       <w:bookmarkStart w:id="16" w:name="_Toc93073083"/>
       <w:r>
         <w:rPr>
@@ -10174,7 +10265,7 @@
       </w:pPr>
       <w:bookmarkStart w:id="17" w:name="_Toc170734134"/>
       <w:bookmarkStart w:id="18" w:name="_Toc23019"/>
-      <w:bookmarkStart w:id="19" w:name="_Toc24429"/>
+      <w:bookmarkStart w:id="19" w:name="_Toc10953"/>
       <w:r>
         <w:rPr>
           <w:lang w:val="ru-RU"/>
@@ -12456,7 +12547,7 @@
           <w:lang w:val="ru-RU" w:eastAsia="zh-CN"/>
         </w:rPr>
       </w:pPr>
-      <w:bookmarkStart w:id="20" w:name="_Toc31347"/>
+      <w:bookmarkStart w:id="20" w:name="_Toc17647"/>
       <w:r>
         <w:rPr>
           <w:rFonts w:eastAsia="SimSun"/>
@@ -13950,12 +14041,6 @@
                   <w:insideH w:val="single" w:color="auto" w:sz="4" w:space="0"/>
                   <w:insideV w:val="single" w:color="auto" w:sz="4" w:space="0"/>
                 </w:tblBorders>
-                <w:tblCellMar>
-                  <w:top w:w="0" w:type="dxa"/>
-                  <w:left w:w="108" w:type="dxa"/>
-                  <w:bottom w:w="0" w:type="dxa"/>
-                  <w:right w:w="108" w:type="dxa"/>
-                </w:tblCellMar>
               </w:tblPrEx>
               <w:trPr>
                 <w:trHeight w:val="227" w:hRule="atLeast"/>
@@ -14230,7 +14315,7 @@
         <w:pStyle w:val="3"/>
         <w:bidi w:val="0"/>
       </w:pPr>
-      <w:bookmarkStart w:id="21" w:name="_Toc26445"/>
+      <w:bookmarkStart w:id="21" w:name="_Toc10906"/>
       <w:r>
         <w:rPr>
           <w:lang w:val="ru-RU"/>
@@ -15028,7 +15113,7 @@
       <w:pPr>
         <w:pStyle w:val="3"/>
       </w:pPr>
-      <w:bookmarkStart w:id="22" w:name="_Toc2541"/>
+      <w:bookmarkStart w:id="22" w:name="_Toc7790"/>
       <w:r>
         <w:rPr>
           <w:lang w:val="ru-RU"/>
@@ -15076,12 +15161,6 @@
             <w:insideH w:val="single" w:color="auto" w:sz="4" w:space="0"/>
             <w:insideV w:val="single" w:color="auto" w:sz="4" w:space="0"/>
           </w:tblBorders>
-          <w:tblCellMar>
-            <w:top w:w="0" w:type="dxa"/>
-            <w:left w:w="108" w:type="dxa"/>
-            <w:bottom w:w="0" w:type="dxa"/>
-            <w:right w:w="108" w:type="dxa"/>
-          </w:tblCellMar>
         </w:tblPrEx>
         <w:trPr>
           <w:tblHeader/>
@@ -15397,7 +15476,7 @@
         <w:pStyle w:val="3"/>
         <w:bidi w:val="0"/>
       </w:pPr>
-      <w:bookmarkStart w:id="23" w:name="_Toc15801"/>
+      <w:bookmarkStart w:id="23" w:name="_Toc20711"/>
       <w:r>
         <w:rPr>
           <w:lang w:val="ru-RU"/>
@@ -17674,7 +17753,7 @@
           <w:lang w:val="ru-RU" w:eastAsia="zh-CN"/>
         </w:rPr>
       </w:pPr>
-      <w:bookmarkStart w:id="24" w:name="_Toc2497"/>
+      <w:bookmarkStart w:id="24" w:name="_Toc23122"/>
       <w:r>
         <w:rPr>
           <w:rFonts w:eastAsia="SimSun"/>
@@ -17694,15 +17773,7 @@
           <w:rFonts w:eastAsia="SimSun"/>
           <w:lang w:eastAsia="zh-CN"/>
         </w:rPr>
-        <w:t>ro</w:t>
-      </w:r>
-      <w:bookmarkEnd w:id="24"/>
-      <w:r>
-        <w:rPr>
-          <w:rFonts w:eastAsia="SimSun"/>
-          <w:lang w:eastAsia="zh-CN"/>
-        </w:rPr>
-        <w:t xml:space="preserve"> </w:t>
+        <w:t xml:space="preserve">ro </w:t>
       </w:r>
       <w:r>
         <w:rPr>
@@ -17711,6 +17782,7 @@
         </w:rPr>
         <w:t>Мобильный центр диспетчеризации</w:t>
       </w:r>
+      <w:bookmarkEnd w:id="24"/>
     </w:p>
     <w:tbl>
       <w:tblPr>
@@ -17829,12 +17901,6 @@
             <w:insideH w:val="none" w:color="auto" w:sz="0" w:space="0"/>
             <w:insideV w:val="none" w:color="auto" w:sz="0" w:space="0"/>
           </w:tblBorders>
-          <w:tblCellMar>
-            <w:top w:w="0" w:type="dxa"/>
-            <w:left w:w="108" w:type="dxa"/>
-            <w:bottom w:w="0" w:type="dxa"/>
-            <w:right w:w="108" w:type="dxa"/>
-          </w:tblCellMar>
         </w:tblPrEx>
         <w:trPr>
           <w:trHeight w:val="1141" w:hRule="atLeast"/>
@@ -19042,7 +19108,7 @@
         <w:pStyle w:val="3"/>
         <w:bidi w:val="0"/>
       </w:pPr>
-      <w:bookmarkStart w:id="25" w:name="_Toc20"/>
+      <w:bookmarkStart w:id="25" w:name="_Toc15228"/>
       <w:r>
         <w:rPr>
           <w:lang w:val="ru-RU"/>
@@ -19485,7 +19551,7 @@
       <w:pPr>
         <w:pStyle w:val="3"/>
       </w:pPr>
-      <w:bookmarkStart w:id="26" w:name="_Toc7114"/>
+      <w:bookmarkStart w:id="26" w:name="_Toc16368"/>
       <w:r>
         <w:rPr>
           <w:lang w:val="ru-RU"/>
@@ -19854,7 +19920,7 @@
         <w:pStyle w:val="3"/>
         <w:bidi w:val="0"/>
       </w:pPr>
-      <w:bookmarkStart w:id="27" w:name="_Toc25290"/>
+      <w:bookmarkStart w:id="27" w:name="_Toc6704"/>
       <w:r>
         <w:rPr>
           <w:lang w:val="ru-RU"/>
@@ -22131,7 +22197,7 @@
           <w:lang w:val="ru-RU" w:eastAsia="zh-CN"/>
         </w:rPr>
       </w:pPr>
-      <w:bookmarkStart w:id="28" w:name="_Toc15575"/>
+      <w:bookmarkStart w:id="28" w:name="_Toc30280"/>
       <w:r>
         <w:rPr>
           <w:rFonts w:eastAsia="SimSun"/>
@@ -23861,7 +23927,7 @@
         <w:pStyle w:val="3"/>
         <w:bidi w:val="0"/>
       </w:pPr>
-      <w:bookmarkStart w:id="29" w:name="_Toc26932"/>
+      <w:bookmarkStart w:id="29" w:name="_Toc31842"/>
       <w:r>
         <w:rPr>
           <w:lang w:val="ru-RU"/>
@@ -24374,7 +24440,7 @@
       <w:pPr>
         <w:pStyle w:val="3"/>
       </w:pPr>
-      <w:bookmarkStart w:id="30" w:name="_Toc7549"/>
+      <w:bookmarkStart w:id="30" w:name="_Toc18976"/>
       <w:r>
         <w:rPr>
           <w:lang w:val="ru-RU"/>
@@ -24752,7 +24818,7 @@
         <w:pStyle w:val="3"/>
         <w:bidi w:val="0"/>
       </w:pPr>
-      <w:bookmarkStart w:id="31" w:name="_Toc22964"/>
+      <w:bookmarkStart w:id="31" w:name="_Toc29497"/>
       <w:r>
         <w:rPr>
           <w:lang w:val="ru-RU"/>
@@ -27038,7 +27104,7 @@
           <w:lang w:val="ru-RU" w:eastAsia="zh-CN"/>
         </w:rPr>
       </w:pPr>
-      <w:bookmarkStart w:id="32" w:name="_Toc19020"/>
+      <w:bookmarkStart w:id="32" w:name="_Toc27046"/>
       <w:r>
         <w:rPr>
           <w:rFonts w:hint="default" w:eastAsia="SimSun"/>
@@ -27125,6 +27191,12 @@
             <w:insideH w:val="none" w:color="auto" w:sz="0" w:space="0"/>
             <w:insideV w:val="none" w:color="auto" w:sz="0" w:space="0"/>
           </w:tblBorders>
+          <w:tblCellMar>
+            <w:top w:w="0" w:type="dxa"/>
+            <w:left w:w="108" w:type="dxa"/>
+            <w:bottom w:w="0" w:type="dxa"/>
+            <w:right w:w="108" w:type="dxa"/>
+          </w:tblCellMar>
         </w:tblPrEx>
         <w:trPr>
           <w:trHeight w:val="917" w:hRule="atLeast"/>
@@ -28531,7 +28603,7 @@
         <w:pStyle w:val="3"/>
         <w:bidi w:val="0"/>
       </w:pPr>
-      <w:bookmarkStart w:id="33" w:name="_Toc14206"/>
+      <w:bookmarkStart w:id="33" w:name="_Toc30501"/>
       <w:r>
         <w:rPr>
           <w:lang w:val="ru-RU"/>
@@ -29013,7 +29085,7 @@
       <w:pPr>
         <w:pStyle w:val="3"/>
       </w:pPr>
-      <w:bookmarkStart w:id="34" w:name="_Toc26339"/>
+      <w:bookmarkStart w:id="34" w:name="_Toc27271"/>
       <w:r>
         <w:rPr>
           <w:lang w:val="ru-RU"/>
@@ -29400,7 +29472,7 @@
         <w:pStyle w:val="3"/>
         <w:bidi w:val="0"/>
       </w:pPr>
-      <w:bookmarkStart w:id="35" w:name="_Toc6130"/>
+      <w:bookmarkStart w:id="35" w:name="_Toc12852"/>
       <w:r>
         <w:rPr>
           <w:lang w:val="ru-RU"/>
@@ -30094,18 +30166,7 @@
                 <w:szCs w:val="15"/>
                 <w:lang w:val="en-US" w:eastAsia="zh-CN"/>
               </w:rPr>
-              <w:t>{%tr for item in table_contents_ac</w:t>
-            </w:r>
-            <w:bookmarkStart w:id="40" w:name="_GoBack"/>
-            <w:bookmarkEnd w:id="40"/>
-            <w:r>
-              <w:rPr>
-                <w:rFonts w:hint="default"/>
-                <w:sz w:val="20"/>
-                <w:szCs w:val="15"/>
-                <w:lang w:val="en-US" w:eastAsia="zh-CN"/>
-              </w:rPr>
-              <w:t>c_aud_</w:t>
+              <w:t>{%tr for item in table_contents_acc_aud_</w:t>
             </w:r>
             <w:r>
               <w:rPr>
@@ -31709,7 +31770,7 @@
           <w:lang w:val="ru-RU" w:eastAsia="zh-CN"/>
         </w:rPr>
       </w:pPr>
-      <w:bookmarkStart w:id="36" w:name="_Toc6780"/>
+      <w:bookmarkStart w:id="36" w:name="_Toc21855"/>
       <w:r>
         <w:rPr>
           <w:rFonts w:hint="default" w:eastAsia="SimSun"/>
@@ -32814,6 +32875,12 @@
                   <w:insideH w:val="single" w:color="auto" w:sz="4" w:space="0"/>
                   <w:insideV w:val="single" w:color="auto" w:sz="4" w:space="0"/>
                 </w:tblBorders>
+                <w:tblCellMar>
+                  <w:top w:w="0" w:type="dxa"/>
+                  <w:left w:w="108" w:type="dxa"/>
+                  <w:bottom w:w="0" w:type="dxa"/>
+                  <w:right w:w="108" w:type="dxa"/>
+                </w:tblCellMar>
               </w:tblPrEx>
               <w:trPr>
                 <w:trHeight w:val="227" w:hRule="atLeast"/>
@@ -32976,7 +33043,7 @@
         <w:pStyle w:val="3"/>
         <w:bidi w:val="0"/>
       </w:pPr>
-      <w:bookmarkStart w:id="37" w:name="_Toc5998"/>
+      <w:bookmarkStart w:id="37" w:name="_Toc7733"/>
       <w:r>
         <w:rPr>
           <w:lang w:val="ru-RU"/>
@@ -33444,7 +33511,7 @@
       <w:pPr>
         <w:pStyle w:val="3"/>
       </w:pPr>
-      <w:bookmarkStart w:id="38" w:name="_Toc474"/>
+      <w:bookmarkStart w:id="38" w:name="_Toc2531"/>
       <w:r>
         <w:rPr>
           <w:lang w:val="ru-RU"/>
@@ -33817,7 +33884,7 @@
         <w:pStyle w:val="3"/>
         <w:bidi w:val="0"/>
       </w:pPr>
-      <w:bookmarkStart w:id="39" w:name="_Toc4606"/>
+      <w:bookmarkStart w:id="39" w:name="_Toc7354"/>
       <w:r>
         <w:rPr>
           <w:lang w:val="ru-RU"/>
@@ -36399,6 +36466,12 @@
           <w:insideH w:val="none" w:color="auto" w:sz="0" w:space="0"/>
           <w:insideV w:val="none" w:color="auto" w:sz="0" w:space="0"/>
         </w:tblBorders>
+        <w:tblCellMar>
+          <w:top w:w="0" w:type="dxa"/>
+          <w:left w:w="108" w:type="dxa"/>
+          <w:bottom w:w="0" w:type="dxa"/>
+          <w:right w:w="108" w:type="dxa"/>
+        </w:tblCellMar>
       </w:tblPrEx>
       <w:tc>
         <w:tcPr>
